--- a/张轩_答辩.docx
+++ b/张轩_答辩.docx
@@ -2,7 +2,6 @@
 <file path=word/document.xml><?xml version="1.0" encoding="utf-8"?>
 <w:document xmlns:wpc="http://schemas.microsoft.com/office/word/2010/wordprocessingCanvas" xmlns:mo="http://schemas.microsoft.com/office/mac/office/2008/main" xmlns:mc="http://schemas.openxmlformats.org/markup-compatibility/2006" xmlns:mv="urn:schemas-microsoft-com:mac:vml" xmlns:o="urn:schemas-microsoft-com:office:office" xmlns:r="http://schemas.openxmlformats.org/officeDocument/2006/relationships" xmlns:m="http://schemas.openxmlformats.org/officeDocument/2006/math" xmlns:v="urn:schemas-microsoft-com:vml" xmlns:wp14="http://schemas.microsoft.com/office/word/2010/wordprocessingDrawing" xmlns:wp="http://schemas.openxmlformats.org/drawingml/2006/wordprocessingDrawing" xmlns:w10="urn:schemas-microsoft-com:office:word" xmlns:w="http://schemas.openxmlformats.org/wordprocessingml/2006/main" xmlns:w14="http://schemas.microsoft.com/office/word/2010/wordml" xmlns:wpg="http://schemas.microsoft.com/office/word/2010/wordprocessingGroup" xmlns:wpi="http://schemas.microsoft.com/office/word/2010/wordprocessingInk" xmlns:wne="http://schemas.microsoft.com/office/word/2006/wordml" xmlns:wps="http://schemas.microsoft.com/office/word/2010/wordprocessingShape" mc:Ignorable="w14 wp14">
   <w:body>
-    <w:p/>
     <w:p/>
     <w:p/>
     <w:p/>
@@ -32,10 +31,37 @@
           <w:color w:val="505050"/>
           <w:sz w:val="40"/>
         </w:rPr>
-        <w:t>答辩陈述 - 张轩</w:t>
+        <w:t>C++课程设计答辩</w:t>
       </w:r>
     </w:p>
     <w:p/>
+    <w:p>
+      <w:pPr>
+        <w:jc w:val="center"/>
+      </w:pPr>
+      <w:r>
+        <w:rPr>
+          <w:rFonts w:ascii="Microsoft YaHei" w:hAnsi="Microsoft YaHei" w:eastAsia="Microsoft YaHei"/>
+          <w:b/>
+          <w:sz w:val="32"/>
+        </w:rPr>
+        <w:t>答辩人：张轩（组员）</w:t>
+      </w:r>
+    </w:p>
+    <w:p>
+      <w:pPr>
+        <w:jc w:val="center"/>
+      </w:pPr>
+      <w:r>
+        <w:rPr>
+          <w:rFonts w:ascii="Microsoft YaHei" w:hAnsi="Microsoft YaHei" w:eastAsia="Microsoft YaHei"/>
+          <w:b w:val="0"/>
+          <w:color w:val="646464"/>
+          <w:sz w:val="28"/>
+        </w:rPr>
+        <w:t>贡献度：23%</w:t>
+      </w:r>
+    </w:p>
     <w:p/>
     <w:p/>
     <w:p>
@@ -67,20 +93,9 @@
           <w:b/>
           <w:sz w:val="36"/>
         </w:rPr>
-        <w:t>张轩（组员）- 贡献度 23%</w:t>
+        <w:t>一、基本信息</w:t>
       </w:r>
     </w:p>
-    <w:p>
-      <w:r>
-        <w:rPr>
-          <w:rFonts w:ascii="Microsoft YaHei" w:hAnsi="Microsoft YaHei" w:eastAsia="Microsoft YaHei"/>
-          <w:b/>
-          <w:sz w:val="24"/>
-        </w:rPr>
-        <w:t>负责模块：角色管理 + 背包系统 + 装备穿戴 + 编队系统</w:t>
-      </w:r>
-    </w:p>
-    <w:p/>
     <w:tbl>
       <w:tblPr>
         <w:tblStyle w:val="LightGrid-Accent1"/>
@@ -102,7 +117,289 @@
               <w:rPr>
                 <w:rFonts w:ascii="Microsoft YaHei" w:hAnsi="Microsoft YaHei" w:eastAsia="Microsoft YaHei"/>
                 <w:b/>
-                <w:sz w:val="22"/>
+                <w:sz w:val="20"/>
+              </w:rPr>
+              <w:t>项目</w:t>
+            </w:r>
+          </w:p>
+        </w:tc>
+        <w:tc>
+          <w:tcPr>
+            <w:tcW w:type="dxa" w:w="4320"/>
+          </w:tcPr>
+          <w:p>
+            <w:r>
+              <w:rPr>
+                <w:rFonts w:ascii="Microsoft YaHei" w:hAnsi="Microsoft YaHei" w:eastAsia="Microsoft YaHei"/>
+                <w:b/>
+                <w:sz w:val="20"/>
+              </w:rPr>
+              <w:t>内容</w:t>
+            </w:r>
+          </w:p>
+        </w:tc>
+      </w:tr>
+      <w:tr>
+        <w:tc>
+          <w:tcPr>
+            <w:tcW w:type="dxa" w:w="4320"/>
+          </w:tcPr>
+          <w:p>
+            <w:r>
+              <w:rPr>
+                <w:rFonts w:ascii="Microsoft YaHei" w:hAnsi="Microsoft YaHei" w:eastAsia="Microsoft YaHei"/>
+                <w:b w:val="0"/>
+                <w:sz w:val="18"/>
+              </w:rPr>
+              <w:t>姓名</w:t>
+            </w:r>
+          </w:p>
+        </w:tc>
+        <w:tc>
+          <w:tcPr>
+            <w:tcW w:type="dxa" w:w="4320"/>
+          </w:tcPr>
+          <w:p>
+            <w:r>
+              <w:rPr>
+                <w:rFonts w:ascii="Microsoft YaHei" w:hAnsi="Microsoft YaHei" w:eastAsia="Microsoft YaHei"/>
+                <w:b w:val="0"/>
+                <w:sz w:val="18"/>
+              </w:rPr>
+              <w:t>张轩</w:t>
+            </w:r>
+          </w:p>
+        </w:tc>
+      </w:tr>
+      <w:tr>
+        <w:tc>
+          <w:tcPr>
+            <w:tcW w:type="dxa" w:w="4320"/>
+          </w:tcPr>
+          <w:p>
+            <w:r>
+              <w:rPr>
+                <w:rFonts w:ascii="Microsoft YaHei" w:hAnsi="Microsoft YaHei" w:eastAsia="Microsoft YaHei"/>
+                <w:b w:val="0"/>
+                <w:sz w:val="18"/>
+              </w:rPr>
+              <w:t>角色</w:t>
+            </w:r>
+          </w:p>
+        </w:tc>
+        <w:tc>
+          <w:tcPr>
+            <w:tcW w:type="dxa" w:w="4320"/>
+          </w:tcPr>
+          <w:p>
+            <w:r>
+              <w:rPr>
+                <w:rFonts w:ascii="Microsoft YaHei" w:hAnsi="Microsoft YaHei" w:eastAsia="Microsoft YaHei"/>
+                <w:b w:val="0"/>
+                <w:sz w:val="18"/>
+              </w:rPr>
+              <w:t>组员</w:t>
+            </w:r>
+          </w:p>
+        </w:tc>
+      </w:tr>
+      <w:tr>
+        <w:tc>
+          <w:tcPr>
+            <w:tcW w:type="dxa" w:w="4320"/>
+          </w:tcPr>
+          <w:p>
+            <w:r>
+              <w:rPr>
+                <w:rFonts w:ascii="Microsoft YaHei" w:hAnsi="Microsoft YaHei" w:eastAsia="Microsoft YaHei"/>
+                <w:b w:val="0"/>
+                <w:sz w:val="18"/>
+              </w:rPr>
+              <w:t>贡献度</w:t>
+            </w:r>
+          </w:p>
+        </w:tc>
+        <w:tc>
+          <w:tcPr>
+            <w:tcW w:type="dxa" w:w="4320"/>
+          </w:tcPr>
+          <w:p>
+            <w:r>
+              <w:rPr>
+                <w:rFonts w:ascii="Microsoft YaHei" w:hAnsi="Microsoft YaHei" w:eastAsia="Microsoft YaHei"/>
+                <w:b w:val="0"/>
+                <w:sz w:val="18"/>
+              </w:rPr>
+              <w:t>23%</w:t>
+            </w:r>
+          </w:p>
+        </w:tc>
+      </w:tr>
+      <w:tr>
+        <w:tc>
+          <w:tcPr>
+            <w:tcW w:type="dxa" w:w="4320"/>
+          </w:tcPr>
+          <w:p>
+            <w:r>
+              <w:rPr>
+                <w:rFonts w:ascii="Microsoft YaHei" w:hAnsi="Microsoft YaHei" w:eastAsia="Microsoft YaHei"/>
+                <w:b w:val="0"/>
+                <w:sz w:val="18"/>
+              </w:rPr>
+              <w:t>负责模块</w:t>
+            </w:r>
+          </w:p>
+        </w:tc>
+        <w:tc>
+          <w:tcPr>
+            <w:tcW w:type="dxa" w:w="4320"/>
+          </w:tcPr>
+          <w:p>
+            <w:r>
+              <w:rPr>
+                <w:rFonts w:ascii="Microsoft YaHei" w:hAnsi="Microsoft YaHei" w:eastAsia="Microsoft YaHei"/>
+                <w:b w:val="0"/>
+                <w:sz w:val="18"/>
+              </w:rPr>
+              <w:t>角色管理系统 + 背包系统 + 装备穿戴 + 编队阵型</w:t>
+            </w:r>
+          </w:p>
+        </w:tc>
+      </w:tr>
+      <w:tr>
+        <w:tc>
+          <w:tcPr>
+            <w:tcW w:type="dxa" w:w="4320"/>
+          </w:tcPr>
+          <w:p>
+            <w:r>
+              <w:rPr>
+                <w:rFonts w:ascii="Microsoft YaHei" w:hAnsi="Microsoft YaHei" w:eastAsia="Microsoft YaHei"/>
+                <w:b w:val="0"/>
+                <w:sz w:val="18"/>
+              </w:rPr>
+              <w:t>项目名称</w:t>
+            </w:r>
+          </w:p>
+        </w:tc>
+        <w:tc>
+          <w:tcPr>
+            <w:tcW w:type="dxa" w:w="4320"/>
+          </w:tcPr>
+          <w:p>
+            <w:r>
+              <w:rPr>
+                <w:rFonts w:ascii="Microsoft YaHei" w:hAnsi="Microsoft YaHei" w:eastAsia="Microsoft YaHei"/>
+                <w:b w:val="0"/>
+                <w:sz w:val="18"/>
+              </w:rPr>
+              <w:t>校园RPG冒险游戏</w:t>
+            </w:r>
+          </w:p>
+        </w:tc>
+      </w:tr>
+      <w:tr>
+        <w:tc>
+          <w:tcPr>
+            <w:tcW w:type="dxa" w:w="4320"/>
+          </w:tcPr>
+          <w:p>
+            <w:r>
+              <w:rPr>
+                <w:rFonts w:ascii="Microsoft YaHei" w:hAnsi="Microsoft YaHei" w:eastAsia="Microsoft YaHei"/>
+                <w:b w:val="0"/>
+                <w:sz w:val="18"/>
+              </w:rPr>
+              <w:t>技术栈</w:t>
+            </w:r>
+          </w:p>
+        </w:tc>
+        <w:tc>
+          <w:tcPr>
+            <w:tcW w:type="dxa" w:w="4320"/>
+          </w:tcPr>
+          <w:p>
+            <w:r>
+              <w:rPr>
+                <w:rFonts w:ascii="Microsoft YaHei" w:hAnsi="Microsoft YaHei" w:eastAsia="Microsoft YaHei"/>
+                <w:b w:val="0"/>
+                <w:sz w:val="18"/>
+              </w:rPr>
+              <w:t>C++17 + Qt 5.15.2 Widgets + MinGW 8.1.0</w:t>
+            </w:r>
+          </w:p>
+        </w:tc>
+      </w:tr>
+      <w:tr>
+        <w:tc>
+          <w:tcPr>
+            <w:tcW w:type="dxa" w:w="4320"/>
+          </w:tcPr>
+          <w:p>
+            <w:r>
+              <w:rPr>
+                <w:rFonts w:ascii="Microsoft YaHei" w:hAnsi="Microsoft YaHei" w:eastAsia="Microsoft YaHei"/>
+                <w:b w:val="0"/>
+                <w:sz w:val="18"/>
+              </w:rPr>
+              <w:t>代码规模</w:t>
+            </w:r>
+          </w:p>
+        </w:tc>
+        <w:tc>
+          <w:tcPr>
+            <w:tcW w:type="dxa" w:w="4320"/>
+          </w:tcPr>
+          <w:p>
+            <w:r>
+              <w:rPr>
+                <w:rFonts w:ascii="Microsoft YaHei" w:hAnsi="Microsoft YaHei" w:eastAsia="Microsoft YaHei"/>
+                <w:b w:val="0"/>
+                <w:sz w:val="18"/>
+              </w:rPr>
+              <w:t>C++约2,340行 + 72张素材 + INI存档系统</w:t>
+            </w:r>
+          </w:p>
+        </w:tc>
+      </w:tr>
+    </w:tbl>
+    <w:p/>
+    <w:p>
+      <w:pPr>
+        <w:pStyle w:val="Heading1"/>
+      </w:pPr>
+      <w:r>
+        <w:rPr>
+          <w:rFonts w:ascii="Microsoft YaHei" w:hAnsi="Microsoft YaHei" w:eastAsia="Microsoft YaHei"/>
+          <w:b/>
+          <w:sz w:val="36"/>
+        </w:rPr>
+        <w:t>二、工作内容详述</w:t>
+      </w:r>
+    </w:p>
+    <w:tbl>
+      <w:tblPr>
+        <w:tblStyle w:val="LightGrid-Accent1"/>
+        <w:tblW w:type="auto" w:w="0"/>
+        <w:jc w:val="center"/>
+        <w:tblLook w:firstColumn="1" w:firstRow="1" w:lastColumn="0" w:lastRow="0" w:noHBand="0" w:noVBand="1" w:val="04A0"/>
+      </w:tblPr>
+      <w:tblGrid>
+        <w:gridCol w:w="4320"/>
+        <w:gridCol w:w="4320"/>
+      </w:tblGrid>
+      <w:tr>
+        <w:tc>
+          <w:tcPr>
+            <w:tcW w:type="dxa" w:w="4320"/>
+          </w:tcPr>
+          <w:p>
+            <w:r>
+              <w:rPr>
+                <w:rFonts w:ascii="Microsoft YaHei" w:hAnsi="Microsoft YaHei" w:eastAsia="Microsoft YaHei"/>
+                <w:b/>
+                <w:sz w:val="20"/>
               </w:rPr>
               <w:t>工作内容</w:t>
             </w:r>
@@ -117,7 +414,7 @@
               <w:rPr>
                 <w:rFonts w:ascii="Microsoft YaHei" w:hAnsi="Microsoft YaHei" w:eastAsia="Microsoft YaHei"/>
                 <w:b/>
-                <w:sz w:val="22"/>
+                <w:sz w:val="20"/>
               </w:rPr>
               <w:t>具体产出与关键技术</w:t>
             </w:r>
@@ -134,7 +431,7 @@
               <w:rPr>
                 <w:rFonts w:ascii="Microsoft YaHei" w:hAnsi="Microsoft YaHei" w:eastAsia="Microsoft YaHei"/>
                 <w:b w:val="0"/>
-                <w:sz w:val="20"/>
+                <w:sz w:val="18"/>
               </w:rPr>
               <w:t>角色管理</w:t>
             </w:r>
@@ -149,9 +446,9 @@
               <w:rPr>
                 <w:rFonts w:ascii="Microsoft YaHei" w:hAnsi="Microsoft YaHei" w:eastAsia="Microsoft YaHei"/>
                 <w:b w:val="0"/>
-                <w:sz w:val="20"/>
+                <w:sz w:val="18"/>
               </w:rPr>
-              <w:t>createCharacter() 6职业创建流程；refreshCharacters()角色详情；applyProfessionStats()职业差异化属性赋值</w:t>
+              <w:t>createCharacter()6职业创建流程（选择职业→输入名称→自动赋值属性）；refreshCharacters()角色详情展示（图标/属性/技能/装备槽）；applyProfessionStats()根据职业差异化赋值基础属性（HP/MP/攻/防/魔攻/法抗/活力）</w:t>
             </w:r>
           </w:p>
         </w:tc>
@@ -166,7 +463,7 @@
               <w:rPr>
                 <w:rFonts w:ascii="Microsoft YaHei" w:hAnsi="Microsoft YaHei" w:eastAsia="Microsoft YaHei"/>
                 <w:b w:val="0"/>
-                <w:sz w:val="20"/>
+                <w:sz w:val="18"/>
               </w:rPr>
               <w:t>背包系统</w:t>
             </w:r>
@@ -181,9 +478,9 @@
               <w:rPr>
                 <w:rFonts w:ascii="Microsoft YaHei" w:hAnsi="Microsoft YaHei" w:eastAsia="Microsoft YaHei"/>
                 <w:b w:val="0"/>
-                <w:sz w:val="20"/>
+                <w:sz w:val="18"/>
               </w:rPr>
-              <w:t>refreshInventory() 40格背包与容量检测；useInventoryItem()战斗内外使用逻辑分离；addItem()容量溢出提示</w:t>
+              <w:t>refreshInventory()40格背包显示与容量检测；useInventoryItem()战斗内外使用逻辑分离（食品仅战斗外、药品无限制、装备不可使用）；discardInventoryItem()删除确认；addItem()容量溢出提示；inventoryText()物品信息格式化</w:t>
             </w:r>
           </w:p>
         </w:tc>
@@ -198,7 +495,7 @@
               <w:rPr>
                 <w:rFonts w:ascii="Microsoft YaHei" w:hAnsi="Microsoft YaHei" w:eastAsia="Microsoft YaHei"/>
                 <w:b w:val="0"/>
-                <w:sz w:val="20"/>
+                <w:sz w:val="18"/>
               </w:rPr>
               <w:t>装备系统</w:t>
             </w:r>
@@ -213,9 +510,9 @@
               <w:rPr>
                 <w:rFonts w:ascii="Microsoft YaHei" w:hAnsi="Microsoft YaHei" w:eastAsia="Microsoft YaHei"/>
                 <w:b w:val="0"/>
-                <w:sz w:val="20"/>
+                <w:sz w:val="18"/>
               </w:rPr>
-              <w:t>equipSelectedItem()穿戴/卸下切换；4种槽位(物攻/法攻/物防/法抗)独立管理；百分比属性加成计算</w:t>
+              <w:t>equipSelectedItem()穿戴/卸下切换逻辑；4种装备槽位（物攻/法攻/物防/法抗）独立管理，同槽位替换时自动归还旧装备；装备属性百分比加成计算（如装备15%物攻→实际物攻+15%）；装备状态跟踪equippedOnce标记</w:t>
             </w:r>
           </w:p>
         </w:tc>
@@ -230,7 +527,7 @@
               <w:rPr>
                 <w:rFonts w:ascii="Microsoft YaHei" w:hAnsi="Microsoft YaHei" w:eastAsia="Microsoft YaHei"/>
                 <w:b w:val="0"/>
-                <w:sz w:val="20"/>
+                <w:sz w:val="18"/>
               </w:rPr>
               <w:t>编队系统</w:t>
             </w:r>
@@ -245,9 +542,9 @@
               <w:rPr>
                 <w:rFonts w:ascii="Microsoft YaHei" w:hAnsi="Microsoft YaHei" w:eastAsia="Microsoft YaHei"/>
                 <w:b w:val="0"/>
-                <w:sz w:val="20"/>
+                <w:sz w:val="18"/>
               </w:rPr>
-              <w:t>setFormationOneFront()/setFormationTwoFront()双阵型；moveRoleUp()/moveRoleDown()角色排序；toggleSelectedRoleActive()启用/禁用</w:t>
+              <w:t>setFormationOneFront()前排1后排2模式；setFormationTwoFront()前排2后排1模式切换；moveRoleUp()/moveRoleDown()角色上下排序调整；toggleSelectedRoleActive()角色启用/禁用；formationType记录当前阵型</w:t>
             </w:r>
           </w:p>
         </w:tc>
@@ -256,15 +553,40 @@
     <w:p/>
     <w:p>
       <w:pPr>
-        <w:pStyle w:val="Heading2"/>
+        <w:pStyle w:val="Heading1"/>
       </w:pPr>
       <w:r>
         <w:rPr>
           <w:rFonts w:ascii="Microsoft YaHei" w:hAnsi="Microsoft YaHei" w:eastAsia="Microsoft YaHei"/>
           <w:b/>
-          <w:sz w:val="30"/>
+          <w:sz w:val="36"/>
         </w:rPr>
-        <w:t>技术亮点</w:t>
+        <w:t>三、答辩发言稿</w:t>
+      </w:r>
+    </w:p>
+    <w:p>
+      <w:r>
+        <w:rPr>
+          <w:rFonts w:ascii="Microsoft YaHei" w:hAnsi="Microsoft YaHei" w:eastAsia="Microsoft YaHei"/>
+          <w:b w:val="0"/>
+          <w:color w:val="787878"/>
+          <w:sz w:val="20"/>
+        </w:rPr>
+        <w:t>（以下为建议发言内容，可根据实际情况调整，预计用时3-5分钟）</w:t>
+      </w:r>
+    </w:p>
+    <w:p/>
+    <w:p>
+      <w:pPr>
+        <w:ind w:firstLine="397"/>
+      </w:pPr>
+      <w:r>
+        <w:rPr>
+          <w:rFonts w:ascii="Microsoft YaHei" w:hAnsi="Microsoft YaHei" w:eastAsia="Microsoft YaHei"/>
+          <w:b w:val="0"/>
+          <w:sz w:val="24"/>
+        </w:rPr>
+        <w:t>各位老师好，我是张轩，负责角色管理、背包系统、装备穿戴和编队系统四个模块。</w:t>
       </w:r>
     </w:p>
     <w:p>
@@ -277,7 +599,7 @@
           <w:b w:val="0"/>
           <w:sz w:val="24"/>
         </w:rPr>
-        <w:t xml:space="preserve">  - 编队系统的两种阵型如何影响战斗策略</w:t>
+        <w:t>首先介绍角色管理模块。玩家在创建角色时可以选择6个职业——学生、冰法师、圣骑士、祈福者、血战士和魔术师。每个职业有完全不同的基础属性：圣骑士是肉盾型，HP高达160；血战士是近战输出型，攻击力26；魔术师是远程法师型，魔法攻击28但HP只有85。这种差异化设计让每个职业都有独特的游戏体验。创建时调用applyProfessionStats()根据职业名称自动赋值所有属性。</w:t>
       </w:r>
     </w:p>
     <w:p>
@@ -290,7 +612,7 @@
           <w:b w:val="0"/>
           <w:sz w:val="24"/>
         </w:rPr>
-        <w:t xml:space="preserve">  - 4槽位装备穿戴逻辑和属性加成计算公式</w:t>
+        <w:t>然后是背包系统。背包上限40格，物品分为药品、食品、养成、消耗品、装备五类。战斗中有一个重要的限制设计——食品不能在战斗中使用。这个设计是为了增加战斗的策略性：玩家必须在战斗前决定携带多少药品，不能在战斗中靠食品无限回血。useInventoryItem()接收一个inBattle参数来判断当前是否在战斗中，如果是战斗且物品类型是食品，直接拒绝使用。</w:t>
       </w:r>
     </w:p>
     <w:p>
@@ -303,21 +625,7 @@
           <w:b w:val="0"/>
           <w:sz w:val="24"/>
         </w:rPr>
-        <w:t xml:space="preserve">  - 背包战斗限制（食品不可用）的设计意图</w:t>
-      </w:r>
-    </w:p>
-    <w:p/>
-    <w:p>
-      <w:pPr>
-        <w:pStyle w:val="Heading2"/>
-      </w:pPr>
-      <w:r>
-        <w:rPr>
-          <w:rFonts w:ascii="Microsoft YaHei" w:hAnsi="Microsoft YaHei" w:eastAsia="Microsoft YaHei"/>
-          <w:b/>
-          <w:sz w:val="30"/>
-        </w:rPr>
-        <w:t>答辩准备建议</w:t>
+        <w:t>装备系统支持4种槽位：物攻装备、法攻装备、物防装备、法抗装备。每个槽位只能穿戴一件装备，再次穿戴同槽位装备时会自动卸下旧装备并放回背包。装备提供的是百分比加成而非固定数值，比如"幕布匕首+15%物攻"——这保证了装备在整个游戏过程中都有价值，不会因为等级提升而贬值。</w:t>
       </w:r>
     </w:p>
     <w:p>
@@ -330,7 +638,7 @@
           <w:b w:val="0"/>
           <w:sz w:val="24"/>
         </w:rPr>
-        <w:t xml:space="preserve">  - 演示编队两种阵型切换和角色排序的交互效果</w:t>
+        <w:t>最后是编队系统。游戏支持两种阵型：前排1后排2（一个主坦在前吸收伤害）和前排2后排1（双前排分担伤害）。战斗中的敌人AI会优先攻击前排角色，所以阵型的选择直接影响战斗策略。玩家还可以用上移/下移按钮调整角色顺序，以及禁用不需要的角色。</w:t>
       </w:r>
     </w:p>
     <w:p>
@@ -343,7 +651,50 @@
           <w:b w:val="0"/>
           <w:sz w:val="24"/>
         </w:rPr>
-        <w:t xml:space="preserve">  - 展示装备4槽位的检查/替换/卸下完整流程</w:t>
+        <w:t>以上就是我的答辩内容，谢谢各位老师。</w:t>
+      </w:r>
+    </w:p>
+    <w:p>
+      <w:r>
+        <w:br w:type="page"/>
+      </w:r>
+    </w:p>
+    <w:p>
+      <w:pPr>
+        <w:pStyle w:val="Heading1"/>
+      </w:pPr>
+      <w:r>
+        <w:rPr>
+          <w:rFonts w:ascii="Microsoft YaHei" w:hAnsi="Microsoft YaHei" w:eastAsia="Microsoft YaHei"/>
+          <w:b/>
+          <w:sz w:val="36"/>
+        </w:rPr>
+        <w:t>四、答辩可能提问及建议回答</w:t>
+      </w:r>
+    </w:p>
+    <w:p>
+      <w:r>
+        <w:rPr>
+          <w:rFonts w:ascii="Microsoft YaHei" w:hAnsi="Microsoft YaHei" w:eastAsia="Microsoft YaHei"/>
+          <w:b w:val="0"/>
+          <w:color w:val="787878"/>
+          <w:sz w:val="20"/>
+        </w:rPr>
+        <w:t>（以下为常见技术问题及建议回答思路，仅供参考）</w:t>
+      </w:r>
+    </w:p>
+    <w:p/>
+    <w:p>
+      <w:pPr>
+        <w:pStyle w:val="Heading3"/>
+      </w:pPr>
+      <w:r>
+        <w:rPr>
+          <w:rFonts w:ascii="Microsoft YaHei" w:hAnsi="Microsoft YaHei" w:eastAsia="Microsoft YaHei"/>
+          <w:b/>
+          <w:sz w:val="26"/>
+        </w:rPr>
+        <w:t>Q1：为什么装备采用百分比加成而不是固定数值？</w:t>
       </w:r>
     </w:p>
     <w:p>
@@ -356,7 +707,21 @@
           <w:b w:val="0"/>
           <w:sz w:val="24"/>
         </w:rPr>
-        <w:t xml:space="preserve">  - 说明背包战斗限制增加策略性的设计理念</w:t>
+        <w:t>建议回答：百分比加成保证装备的长期价值。如果装备+10攻击力，角色等级提升后这10点就微不足道了。但+15%物攻始终能让角色的攻击力提升15%，无论角色是1级还是30级。这是RPG游戏设计的常见做法。</w:t>
+      </w:r>
+    </w:p>
+    <w:p/>
+    <w:p>
+      <w:pPr>
+        <w:pStyle w:val="Heading3"/>
+      </w:pPr>
+      <w:r>
+        <w:rPr>
+          <w:rFonts w:ascii="Microsoft YaHei" w:hAnsi="Microsoft YaHei" w:eastAsia="Microsoft YaHei"/>
+          <w:b/>
+          <w:sz w:val="26"/>
+        </w:rPr>
+        <w:t>Q2：食品为什么不能在战斗中使用？</w:t>
       </w:r>
     </w:p>
     <w:p>
@@ -369,9 +734,118 @@
           <w:b w:val="0"/>
           <w:sz w:val="24"/>
         </w:rPr>
-        <w:t xml:space="preserve">  - 展示角色创建中不同职业的属性差异化赋值</w:t>
+        <w:t>建议回答：为了增加战斗的策略性和紧张感。如果战斗中能使用食品（通常比药品便宜且量大），玩家就可以无限续战，战斗失去挑战性。限制食品只能在战斗外使用，玩家在进入地窟前必须规划好携带多少药品，这本身就是策略的一部分。</w:t>
       </w:r>
     </w:p>
+    <w:p/>
+    <w:p>
+      <w:pPr>
+        <w:pStyle w:val="Heading3"/>
+      </w:pPr>
+      <w:r>
+        <w:rPr>
+          <w:rFonts w:ascii="Microsoft YaHei" w:hAnsi="Microsoft YaHei" w:eastAsia="Microsoft YaHei"/>
+          <w:b/>
+          <w:sz w:val="26"/>
+        </w:rPr>
+        <w:t>Q3：编队系统如何影响战斗AI？</w:t>
+      </w:r>
+    </w:p>
+    <w:p>
+      <w:pPr>
+        <w:ind w:firstLine="397"/>
+      </w:pPr>
+      <w:r>
+        <w:rPr>
+          <w:rFonts w:ascii="Microsoft YaHei" w:hAnsi="Microsoft YaHei" w:eastAsia="Microsoft YaHei"/>
+          <w:b w:val="0"/>
+          <w:sz w:val="24"/>
+        </w:rPr>
+        <w:t>建议回答：敌人的攻击逻辑是优先攻击前排角色。前排1后排2模式下，前排角色承受70%以上的攻击；前排2后排1模式下，两个前排分担伤害。enemyTurn()中通过遍历我方存活角色列表，优先选择active=true且处于前排的角色作为攻击目标。只有拥有backlineAttack能力的精英敌人才会攻击后排。</w:t>
+      </w:r>
+    </w:p>
+    <w:p/>
+    <w:p>
+      <w:pPr>
+        <w:pStyle w:val="Heading3"/>
+      </w:pPr>
+      <w:r>
+        <w:rPr>
+          <w:rFonts w:ascii="Microsoft YaHei" w:hAnsi="Microsoft YaHei" w:eastAsia="Microsoft YaHei"/>
+          <w:b/>
+          <w:sz w:val="26"/>
+        </w:rPr>
+        <w:t>Q4：角色属性中'活力'的作用是什么？</w:t>
+      </w:r>
+    </w:p>
+    <w:p>
+      <w:pPr>
+        <w:ind w:firstLine="397"/>
+      </w:pPr>
+      <w:r>
+        <w:rPr>
+          <w:rFonts w:ascii="Microsoft YaHei" w:hAnsi="Microsoft YaHei" w:eastAsia="Microsoft YaHei"/>
+          <w:b w:val="0"/>
+          <w:sz w:val="24"/>
+        </w:rPr>
+        <w:t>建议回答：活力是排课系统中的核心资源。每个角色初始活力100，上课/打工/补习班都会消耗活力，周末选择'不上课'可以恢复15点活力。活力不足时无法执行消耗大的行动。活力也影响战斗表现——活力越低，角色在地窟中初始HP会有一定折扣。这模拟了学生精力管理的真实场景。</w:t>
+      </w:r>
+    </w:p>
+    <w:p/>
+    <w:p>
+      <w:pPr>
+        <w:pStyle w:val="Heading3"/>
+      </w:pPr>
+      <w:r>
+        <w:rPr>
+          <w:rFonts w:ascii="Microsoft YaHei" w:hAnsi="Microsoft YaHei" w:eastAsia="Microsoft YaHei"/>
+          <w:b/>
+          <w:sz w:val="26"/>
+        </w:rPr>
+        <w:t>Q5：如果背包满了想捡装备怎么办？</w:t>
+      </w:r>
+    </w:p>
+    <w:p>
+      <w:pPr>
+        <w:ind w:firstLine="397"/>
+      </w:pPr>
+      <w:r>
+        <w:rPr>
+          <w:rFonts w:ascii="Microsoft YaHei" w:hAnsi="Microsoft YaHei" w:eastAsia="Microsoft YaHei"/>
+          <w:b w:val="0"/>
+          <w:sz w:val="24"/>
+        </w:rPr>
+        <w:t>建议回答：addItem()会先检查当前背包大小是否达到40格上限。如果满了，会弹出提示'背包已满'，物品不会丢失但也不会加入背包。玩家需要先使用或丢弃背包中的物品腾出空间。战斗中掉落的物品如果背包满了，也会提示无法获得，鼓励玩家定期清理背包。</w:t>
+      </w:r>
+    </w:p>
+    <w:p/>
+    <w:p>
+      <w:pPr>
+        <w:pStyle w:val="Heading3"/>
+      </w:pPr>
+      <w:r>
+        <w:rPr>
+          <w:rFonts w:ascii="Microsoft YaHei" w:hAnsi="Microsoft YaHei" w:eastAsia="Microsoft YaHei"/>
+          <w:b/>
+          <w:sz w:val="26"/>
+        </w:rPr>
+        <w:t>Q6：装备卸下后属性会不会计算错误？</w:t>
+      </w:r>
+    </w:p>
+    <w:p>
+      <w:pPr>
+        <w:ind w:firstLine="397"/>
+      </w:pPr>
+      <w:r>
+        <w:rPr>
+          <w:rFonts w:ascii="Microsoft YaHei" w:hAnsi="Microsoft YaHei" w:eastAsia="Microsoft YaHei"/>
+          <w:b w:val="0"/>
+          <w:sz w:val="24"/>
+        </w:rPr>
+        <w:t>建议回答：不会。装备穿戴和卸下都通过equipSelectedItem()统一处理。穿戴时记录装备名到role.equipment[slotName]，计算属性时遍历所有槽位累加百分比加成。卸下时从equipment中移除对应槽位，属性加成自动消失。角色每次刷新都重新计算总属性，不会出现累积错误。</w:t>
+      </w:r>
+    </w:p>
+    <w:p/>
     <w:sectPr>
       <w:pgSz w:w="12240" w:h="15840"/>
       <w:pgMar w:top="1440" w:right="1800" w:bottom="1440" w:left="1800" w:header="720" w:footer="720" w:gutter="0"/>
